--- a/docs/content/mapping/mapping_activity.docx
+++ b/docs/content/mapping/mapping_activity.docx
@@ -31,7 +31,7 @@
         <w:pStyle w:val="Date"/>
       </w:pPr>
       <w:r>
-        <w:t xml:space="preserve">2026-07-05</w:t>
+        <w:t xml:space="preserve">2026-08-27</w:t>
       </w:r>
     </w:p>
     <w:bookmarkStart w:id="17" w:name="mapping-bigfoot"/>
@@ -112,7 +112,7 @@
         <w:t xml:space="preserve"> </w:t>
       </w:r>
       <w:r>
-        <w:t xml:space="preserve">folder. It has ~4,586 sightings with</w:t>
+        <w:t xml:space="preserve">folder. It has ~4,600 sightings with</w:t>
       </w:r>
       <w:r>
         <w:t xml:space="preserve"> </w:t>
@@ -471,29 +471,7 @@
               <w:spacing w:before="16" w:after="16"/>
             </w:pPr>
             <w:r>
-              <w:t xml:space="preserve">Before each map draws,</w:t>
-            </w:r>
-            <w:r>
-              <w:t xml:space="preserve"> </w:t>
-            </w:r>
-            <w:r>
-              <w:rPr>
-                <w:i/>
-                <w:iCs/>
-              </w:rPr>
-              <w:t xml:space="preserve">predict</w:t>
-            </w:r>
-            <w:r>
-              <w:t xml:space="preserve"> </w:t>
-            </w:r>
-            <w:r>
-              <w:t xml:space="preserve">where the points or the dark states will be. Then type the code yourself. Predicting the pattern (</w:t>
-            </w:r>
-            <w:r>
-              <w:t xml:space="preserve">“Pacific Northwest?”</w:t>
-            </w:r>
-            <w:r>
-              <w:t xml:space="preserve">) is what makes a map mean something when it appears — and typing builds the</w:t>
+              <w:t xml:space="preserve">Before each map draws, name the region or state you expect to stand out. Then type the code yourself —</w:t>
             </w:r>
             <w:r>
               <w:t xml:space="preserve"> </w:t>
@@ -502,13 +480,10 @@
               <w:rPr>
                 <w:rStyle w:val="VerbatimChar"/>
               </w:rPr>
-              <w:t xml:space="preserve">sf</w:t>
+              <w:t xml:space="preserve">st_as_sf()</w:t>
             </w:r>
             <w:r>
-              <w:t xml:space="preserve"> </w:t>
-            </w:r>
-            <w:r>
-              <w:t xml:space="preserve">+</w:t>
+              <w:t xml:space="preserve">,</w:t>
             </w:r>
             <w:r>
               <w:t xml:space="preserve"> </w:t>
@@ -517,13 +492,46 @@
               <w:rPr>
                 <w:rStyle w:val="VerbatimChar"/>
               </w:rPr>
-              <w:t xml:space="preserve">geom_sf</w:t>
+              <w:t xml:space="preserve">geom_sf()</w:t>
+            </w:r>
+            <w:r>
+              <w:t xml:space="preserve">, and</w:t>
             </w:r>
             <w:r>
               <w:t xml:space="preserve"> </w:t>
             </w:r>
             <w:r>
-              <w:t xml:space="preserve">habits.</w:t>
+              <w:rPr>
+                <w:rStyle w:val="VerbatimChar"/>
+              </w:rPr>
+              <w:t xml:space="preserve">coord_sf()</w:t>
+            </w:r>
+            <w:r>
+              <w:t xml:space="preserve"> </w:t>
+            </w:r>
+            <w:r>
+              <w:t xml:space="preserve">all take arguments in a specific order (</w:t>
+            </w:r>
+            <w:r>
+              <w:rPr>
+                <w:rStyle w:val="VerbatimChar"/>
+              </w:rPr>
+              <w:t xml:space="preserve">coords = c("longitude", "latitude")</w:t>
+            </w:r>
+            <w:r>
+              <w:t xml:space="preserve">,</w:t>
+            </w:r>
+            <w:r>
+              <w:t xml:space="preserve"> </w:t>
+            </w:r>
+            <w:r>
+              <w:rPr>
+                <w:rStyle w:val="VerbatimChar"/>
+              </w:rPr>
+              <w:t xml:space="preserve">crs = 4326</w:t>
+            </w:r>
+            <w:r>
+              <w:t xml:space="preserve">), and typing them is what keeps that order from slipping the next time you write it from scratch.</w:t>
             </w:r>
           </w:p>
           <w:p/>
@@ -1240,7 +1248,7 @@
         <w:t xml:space="preserve"> </w:t>
       </w:r>
       <w:r>
-        <w:t xml:space="preserve">You’re about to plot 4,000+ points with NO basemap. What shape will the cloud of points make?</w:t>
+        <w:t xml:space="preserve">You’re about to plot ~4,600 points with NO basemap. What shape will the cloud of points make?</w:t>
       </w:r>
     </w:p>
     <w:p>
@@ -5980,23 +5988,34 @@
         <w:t xml:space="preserve"> </w:t>
       </w:r>
       <w:r>
-        <w:t xml:space="preserve">every map is the same recipe — get geometry, get data,</w:t>
-      </w:r>
-      <w:r>
-        <w:t xml:space="preserve"> </w:t>
-      </w:r>
-      <w:r>
-        <w:rPr>
-          <w:b/>
-          <w:bCs/>
-        </w:rPr>
-        <w:t xml:space="preserve">join</w:t>
-      </w:r>
-      <w:r>
-        <w:t xml:space="preserve"> </w:t>
-      </w:r>
-      <w:r>
-        <w:t xml:space="preserve">them, and shade or plot. You just did it with Bigfoot; the homework does it with real species from GBIF.</w:t>
+        <w:t xml:space="preserve">the choropleth recipe doesn’t change with the dataset — get polygons, get counts,</w:t>
+      </w:r>
+      <w:r>
+        <w:t xml:space="preserve"> </w:t>
+      </w:r>
+      <w:r>
+        <w:rPr>
+          <w:rStyle w:val="VerbatimChar"/>
+        </w:rPr>
+        <w:t xml:space="preserve">left_join()</w:t>
+      </w:r>
+      <w:r>
+        <w:t xml:space="preserve"> </w:t>
+      </w:r>
+      <w:r>
+        <w:t xml:space="preserve">them on a matching key, then shade with</w:t>
+      </w:r>
+      <w:r>
+        <w:t xml:space="preserve"> </w:t>
+      </w:r>
+      <w:r>
+        <w:rPr>
+          <w:rStyle w:val="VerbatimChar"/>
+        </w:rPr>
+        <w:t xml:space="preserve">geom_sf()</w:t>
+      </w:r>
+      <w:r>
+        <w:t xml:space="preserve">. You just ran it on Bigfoot sightings; the homework runs the same four steps on a species from GBIF.</w:t>
       </w:r>
     </w:p>
     <w:p>

--- a/docs/content/mapping/mapping_activity.docx
+++ b/docs/content/mapping/mapping_activity.docx
@@ -7,7 +7,7 @@
         <w:pStyle w:val="Title"/>
       </w:pPr>
       <w:r>
-        <w:t xml:space="preserve">Worksheet 13 — Mapping Bigfoot Sightings</w:t>
+        <w:t xml:space="preserve">Worksheet — Mapping Bigfoot Sightings</w:t>
       </w:r>
     </w:p>
     <w:p>
@@ -5736,13 +5736,1120 @@
     </w:p>
     <w:bookmarkEnd w:id="35"/>
     <w:bookmarkEnd w:id="36"/>
-    <w:bookmarkStart w:id="38" w:name="getting-unstuck"/>
+    <w:bookmarkStart w:id="43" w:name="extension-out-of-class-3040-min"/>
     <w:p>
       <w:pPr>
         <w:pStyle w:val="Heading1"/>
       </w:pPr>
       <w:r>
-        <w:t xml:space="preserve">Getting unstuck</w:t>
+        <w:t xml:space="preserve">Extension — out of class (~30–40 min)</w:t>
+      </w:r>
+    </w:p>
+    <w:p>
+      <w:pPr>
+        <w:pStyle w:val="FirstParagraph"/>
+      </w:pPr>
+      <w:r>
+        <w:rPr>
+          <w:i/>
+          <w:iCs/>
+        </w:rPr>
+        <w:t xml:space="preserve">Turn this in with your worksheet. In class you mapped Bigfoot reports. Now you</w:t>
+      </w:r>
+      <w:r>
+        <w:rPr>
+          <w:i/>
+          <w:iCs/>
+        </w:rPr>
+        <w:t xml:space="preserve"> </w:t>
+      </w:r>
+      <w:r>
+        <w:rPr>
+          <w:i/>
+          <w:iCs/>
+        </w:rPr>
+        <w:t xml:space="preserve">map a</w:t>
+      </w:r>
+      <w:r>
+        <w:rPr>
+          <w:i/>
+          <w:iCs/>
+        </w:rPr>
+        <w:t xml:space="preserve"> </w:t>
+      </w:r>
+      <w:r>
+        <w:rPr>
+          <w:b/>
+          <w:bCs/>
+          <w:i/>
+          <w:iCs/>
+        </w:rPr>
+        <w:t xml:space="preserve">real species you pick</w:t>
+      </w:r>
+      <w:r>
+        <w:rPr>
+          <w:i/>
+          <w:iCs/>
+        </w:rPr>
+        <w:t xml:space="preserve">, pulled live from GBIF with</w:t>
+      </w:r>
+      <w:r>
+        <w:rPr>
+          <w:i/>
+          <w:iCs/>
+        </w:rPr>
+        <w:t xml:space="preserve"> </w:t>
+      </w:r>
+      <w:r>
+        <w:rPr>
+          <w:rStyle w:val="VerbatimChar"/>
+          <w:i/>
+          <w:iCs/>
+        </w:rPr>
+        <w:t xml:space="preserve">rgbif</w:t>
+      </w:r>
+      <w:r>
+        <w:rPr>
+          <w:i/>
+          <w:iCs/>
+        </w:rPr>
+        <w:t xml:space="preserve">.</w:t>
+      </w:r>
+    </w:p>
+    <w:tbl>
+      <w:tblPr>
+        <w:tblStyle w:val="Table"/>
+        <w:tblLook w:firstRow="0" w:lastRow="0" w:firstColumn="0" w:lastColumn="0" w:noHBand="0" w:noVBand="0" w:val="0000"/>
+        <w:tblBorders>
+          <w:top w:val="single" w:sz="4" w:space="0" w:color="CC1914"/>
+          <w:left w:val="single" w:sz="24" w:space="0" w:color="CC1914"/>
+          <w:bottom w:val="single" w:sz="4" w:space="0" w:color="CC1914"/>
+          <w:right w:val="single" w:sz="4" w:space="0" w:color="CC1914"/>
+        </w:tblBorders>
+        <w:tblCellMar>
+          <w:left w:w="144" w:type="dxa"/>
+          <w:right w:w="144" w:type="dxa"/>
+        </w:tblCellMar>
+        <w:tblLook w:firstRow="0" w:lastRow="0" w:firstColumn="0" w:lastColumn="0" w:noHBand="0" w:noVBand="0" w:val="0000"/>
+      </w:tblPr>
+      <w:tr>
+        <w:trPr>
+          <w:cantSplit/>
+        </w:trPr>
+        <w:tc>
+          <w:tcPr>
+            <w:shd w:color="auto" w:fill="f7dddc" w:val="clear"/>
+            <w:tcMar>
+              <w:top w:w="92" w:type="dxa"/>
+              <w:bottom w:w="92" w:type="dxa"/>
+            </w:tcMar>
+          </w:tcPr>
+          <w:p>
+            <w:pPr>
+              <w:pStyle w:val="BodyText"/>
+            </w:pPr>
+            <w:pPr>
+              <w:spacing w:before="0" w:after="0"/>
+              <w:textAlignment w:val="center"/>
+            </w:pPr>
+            <w:r>
+              <w:drawing>
+                <wp:inline>
+                  <wp:extent cx="152400" cy="152400"/>
+                  <wp:effectExtent b="0" l="0" r="0" t="0"/>
+                  <wp:docPr descr="" title="" id="38" name="Picture"/>
+                  <a:graphic>
+                    <a:graphicData uri="http://schemas.openxmlformats.org/drawingml/2006/picture">
+                      <pic:pic>
+                        <pic:nvPicPr>
+                          <pic:cNvPr descr="/Applications/Positron.app/Contents/Resources/app/quarto/share/formats/docx/important.png" id="39" name="Picture"/>
+                          <pic:cNvPicPr>
+                            <a:picLocks noChangeArrowheads="1" noChangeAspect="1"/>
+                          </pic:cNvPicPr>
+                        </pic:nvPicPr>
+                        <pic:blipFill>
+                          <a:blip r:embed="rId37"/>
+                          <a:stretch>
+                            <a:fillRect/>
+                          </a:stretch>
+                        </pic:blipFill>
+                        <pic:spPr bwMode="auto">
+                          <a:xfrm>
+                            <a:off x="0" y="0"/>
+                            <a:ext cx="152400" cy="152400"/>
+                          </a:xfrm>
+                          <a:prstGeom prst="rect">
+                            <a:avLst/>
+                          </a:prstGeom>
+                          <a:noFill/>
+                          <a:ln w="9525">
+                            <a:noFill/>
+                            <a:headEnd/>
+                            <a:tailEnd/>
+                          </a:ln>
+                        </pic:spPr>
+                      </pic:pic>
+                    </a:graphicData>
+                  </a:graphic>
+                </wp:inline>
+              </w:drawing>
+            </w:r>
+            <w:r>
+              <w:t xml:space="preserve"> </w:t>
+            </w:r>
+            <w:r>
+              <w:t xml:space="preserve"> </w:t>
+            </w:r>
+            <w:r>
+              <w:t xml:space="preserve">Important</w:t>
+            </w:r>
+          </w:p>
+        </w:tc>
+      </w:tr>
+      <w:tr>
+        <w:trPr>
+          <w:cantSplit/>
+        </w:trPr>
+        <w:tc>
+          <w:tcPr>
+            <w:tcMar>
+              <w:top w:w="108" w:type="dxa"/>
+              <w:bottom w:w="108" w:type="dxa"/>
+            </w:tcMar>
+          </w:tcPr>
+          <w:p>
+            <w:pPr>
+              <w:pStyle w:val="BodyText"/>
+            </w:pPr>
+            <w:pPr>
+              <w:spacing w:before="16" w:after="16"/>
+            </w:pPr>
+            <w:r>
+              <w:rPr>
+                <w:b/>
+                <w:bCs/>
+              </w:rPr>
+              <w:t xml:space="preserve">E2 and E3 must be handwritten</w:t>
+            </w:r>
+            <w:r>
+              <w:t xml:space="preserve"> </w:t>
+            </w:r>
+            <w:r>
+              <w:t xml:space="preserve">on paper, photographed, and embedded</w:t>
+            </w:r>
+            <w:r>
+              <w:t xml:space="preserve"> </w:t>
+            </w:r>
+            <w:r>
+              <w:t xml:space="preserve">(</w:t>
+            </w:r>
+            <w:r>
+              <w:rPr>
+                <w:rStyle w:val="VerbatimChar"/>
+              </w:rPr>
+              <w:t xml:space="preserve">![caption](my_photo.jpg)</w:t>
+            </w:r>
+            <w:r>
+              <w:t xml:space="preserve">). Typed answers get</w:t>
+            </w:r>
+            <w:r>
+              <w:t xml:space="preserve"> </w:t>
+            </w:r>
+            <w:r>
+              <w:rPr>
+                <w:b/>
+                <w:bCs/>
+              </w:rPr>
+              <w:t xml:space="preserve">at most half credit, even if</w:t>
+            </w:r>
+            <w:r>
+              <w:rPr>
+                <w:b/>
+                <w:bCs/>
+              </w:rPr>
+              <w:t xml:space="preserve"> </w:t>
+            </w:r>
+            <w:r>
+              <w:rPr>
+                <w:b/>
+                <w:bCs/>
+              </w:rPr>
+              <w:t xml:space="preserve">correct</w:t>
+            </w:r>
+            <w:r>
+              <w:t xml:space="preserve"> </w:t>
+            </w:r>
+            <w:r>
+              <w:t xml:space="preserve">— E2 is your prediction</w:t>
+            </w:r>
+            <w:r>
+              <w:t xml:space="preserve"> </w:t>
+            </w:r>
+            <w:r>
+              <w:rPr>
+                <w:i/>
+                <w:iCs/>
+              </w:rPr>
+              <w:t xml:space="preserve">before</w:t>
+            </w:r>
+            <w:r>
+              <w:t xml:space="preserve"> </w:t>
+            </w:r>
+            <w:r>
+              <w:t xml:space="preserve">you download.</w:t>
+            </w:r>
+          </w:p>
+          <w:p/>
+        </w:tc>
+      </w:tr>
+    </w:tbl>
+    <w:bookmarkStart w:id="40" w:name="e1-map-your-own-species-4-pts"/>
+    <w:p>
+      <w:pPr>
+        <w:pStyle w:val="Heading2"/>
+      </w:pPr>
+      <w:r>
+        <w:t xml:space="preserve">E1 · Map your own species (4 pts)</w:t>
+      </w:r>
+    </w:p>
+    <w:p>
+      <w:pPr>
+        <w:pStyle w:val="FirstParagraph"/>
+      </w:pPr>
+      <w:r>
+        <w:t xml:space="preserve">Pick any species with a scientific name (a plant, bird, mammal, insect — your</w:t>
+      </w:r>
+      <w:r>
+        <w:t xml:space="preserve"> </w:t>
+      </w:r>
+      <w:r>
+        <w:t xml:space="preserve">choice). Then, with the same recipe as class:</w:t>
+      </w:r>
+    </w:p>
+    <w:p>
+      <w:pPr>
+        <w:pStyle w:val="SourceCode"/>
+      </w:pPr>
+      <w:r>
+        <w:rPr>
+          <w:rStyle w:val="FunctionTok"/>
+        </w:rPr>
+        <w:t xml:space="preserve">library</w:t>
+      </w:r>
+      <w:r>
+        <w:rPr>
+          <w:rStyle w:val="NormalTok"/>
+        </w:rPr>
+        <w:t xml:space="preserve">(rgbif)</w:t>
+      </w:r>
+      <w:r>
+        <w:br/>
+      </w:r>
+      <w:r>
+        <w:rPr>
+          <w:rStyle w:val="FunctionTok"/>
+        </w:rPr>
+        <w:t xml:space="preserve">library</w:t>
+      </w:r>
+      <w:r>
+        <w:rPr>
+          <w:rStyle w:val="NormalTok"/>
+        </w:rPr>
+        <w:t xml:space="preserve">(sf)</w:t>
+      </w:r>
+      <w:r>
+        <w:br/>
+      </w:r>
+      <w:r>
+        <w:rPr>
+          <w:rStyle w:val="FunctionTok"/>
+        </w:rPr>
+        <w:t xml:space="preserve">library</w:t>
+      </w:r>
+      <w:r>
+        <w:rPr>
+          <w:rStyle w:val="NormalTok"/>
+        </w:rPr>
+        <w:t xml:space="preserve">(tidyverse)</w:t>
+      </w:r>
+      <w:r>
+        <w:br/>
+      </w:r>
+      <w:r>
+        <w:br/>
+      </w:r>
+      <w:r>
+        <w:rPr>
+          <w:rStyle w:val="CommentTok"/>
+        </w:rPr>
+        <w:t xml:space="preserve"># 1. up to ~1500 US records that have coordinates</w:t>
+      </w:r>
+      <w:r>
+        <w:br/>
+      </w:r>
+      <w:r>
+        <w:rPr>
+          <w:rStyle w:val="NormalTok"/>
+        </w:rPr>
+        <w:t xml:space="preserve">occ </w:t>
+      </w:r>
+      <w:r>
+        <w:rPr>
+          <w:rStyle w:val="OtherTok"/>
+        </w:rPr>
+        <w:t xml:space="preserve">&lt;-</w:t>
+      </w:r>
+      <w:r>
+        <w:rPr>
+          <w:rStyle w:val="NormalTok"/>
+        </w:rPr>
+        <w:t xml:space="preserve"> </w:t>
+      </w:r>
+      <w:r>
+        <w:rPr>
+          <w:rStyle w:val="FunctionTok"/>
+        </w:rPr>
+        <w:t xml:space="preserve">occ_data</w:t>
+      </w:r>
+      <w:r>
+        <w:rPr>
+          <w:rStyle w:val="NormalTok"/>
+        </w:rPr>
+        <w:t xml:space="preserve">(</w:t>
+      </w:r>
+      <w:r>
+        <w:rPr>
+          <w:rStyle w:val="AttributeTok"/>
+        </w:rPr>
+        <w:t xml:space="preserve">scientificName =</w:t>
+      </w:r>
+      <w:r>
+        <w:rPr>
+          <w:rStyle w:val="NormalTok"/>
+        </w:rPr>
+        <w:t xml:space="preserve"> </w:t>
+      </w:r>
+      <w:r>
+        <w:rPr>
+          <w:rStyle w:val="StringTok"/>
+        </w:rPr>
+        <w:t xml:space="preserve">"Genus species"</w:t>
+      </w:r>
+      <w:r>
+        <w:rPr>
+          <w:rStyle w:val="NormalTok"/>
+        </w:rPr>
+        <w:t xml:space="preserve">,</w:t>
+      </w:r>
+      <w:r>
+        <w:br/>
+      </w:r>
+      <w:r>
+        <w:rPr>
+          <w:rStyle w:val="NormalTok"/>
+        </w:rPr>
+        <w:t xml:space="preserve">                </w:t>
+      </w:r>
+      <w:r>
+        <w:rPr>
+          <w:rStyle w:val="AttributeTok"/>
+        </w:rPr>
+        <w:t xml:space="preserve">country =</w:t>
+      </w:r>
+      <w:r>
+        <w:rPr>
+          <w:rStyle w:val="NormalTok"/>
+        </w:rPr>
+        <w:t xml:space="preserve"> </w:t>
+      </w:r>
+      <w:r>
+        <w:rPr>
+          <w:rStyle w:val="StringTok"/>
+        </w:rPr>
+        <w:t xml:space="preserve">"US"</w:t>
+      </w:r>
+      <w:r>
+        <w:rPr>
+          <w:rStyle w:val="NormalTok"/>
+        </w:rPr>
+        <w:t xml:space="preserve">, </w:t>
+      </w:r>
+      <w:r>
+        <w:rPr>
+          <w:rStyle w:val="AttributeTok"/>
+        </w:rPr>
+        <w:t xml:space="preserve">hasCoordinate =</w:t>
+      </w:r>
+      <w:r>
+        <w:rPr>
+          <w:rStyle w:val="NormalTok"/>
+        </w:rPr>
+        <w:t xml:space="preserve"> </w:t>
+      </w:r>
+      <w:r>
+        <w:rPr>
+          <w:rStyle w:val="ConstantTok"/>
+        </w:rPr>
+        <w:t xml:space="preserve">TRUE</w:t>
+      </w:r>
+      <w:r>
+        <w:rPr>
+          <w:rStyle w:val="NormalTok"/>
+        </w:rPr>
+        <w:t xml:space="preserve">, </w:t>
+      </w:r>
+      <w:r>
+        <w:rPr>
+          <w:rStyle w:val="AttributeTok"/>
+        </w:rPr>
+        <w:t xml:space="preserve">limit =</w:t>
+      </w:r>
+      <w:r>
+        <w:rPr>
+          <w:rStyle w:val="NormalTok"/>
+        </w:rPr>
+        <w:t xml:space="preserve"> </w:t>
+      </w:r>
+      <w:r>
+        <w:rPr>
+          <w:rStyle w:val="DecValTok"/>
+        </w:rPr>
+        <w:t xml:space="preserve">1500</w:t>
+      </w:r>
+      <w:r>
+        <w:rPr>
+          <w:rStyle w:val="NormalTok"/>
+        </w:rPr>
+        <w:t xml:space="preserve">)</w:t>
+      </w:r>
+      <w:r>
+        <w:rPr>
+          <w:rStyle w:val="SpecialCharTok"/>
+        </w:rPr>
+        <w:t xml:space="preserve">$</w:t>
+      </w:r>
+      <w:r>
+        <w:rPr>
+          <w:rStyle w:val="NormalTok"/>
+        </w:rPr>
+        <w:t xml:space="preserve">data</w:t>
+      </w:r>
+      <w:r>
+        <w:br/>
+      </w:r>
+      <w:r>
+        <w:br/>
+      </w:r>
+      <w:r>
+        <w:rPr>
+          <w:rStyle w:val="CommentTok"/>
+        </w:rPr>
+        <w:t xml:space="preserve"># 2. keep real coordinates, build the sf object (x = longitude first!)</w:t>
+      </w:r>
+      <w:r>
+        <w:br/>
+      </w:r>
+      <w:r>
+        <w:rPr>
+          <w:rStyle w:val="NormalTok"/>
+        </w:rPr>
+        <w:t xml:space="preserve">sp_sf </w:t>
+      </w:r>
+      <w:r>
+        <w:rPr>
+          <w:rStyle w:val="OtherTok"/>
+        </w:rPr>
+        <w:t xml:space="preserve">&lt;-</w:t>
+      </w:r>
+      <w:r>
+        <w:rPr>
+          <w:rStyle w:val="NormalTok"/>
+        </w:rPr>
+        <w:t xml:space="preserve"> occ </w:t>
+      </w:r>
+      <w:r>
+        <w:rPr>
+          <w:rStyle w:val="SpecialCharTok"/>
+        </w:rPr>
+        <w:t xml:space="preserve">%&gt;%</w:t>
+      </w:r>
+      <w:r>
+        <w:br/>
+      </w:r>
+      <w:r>
+        <w:rPr>
+          <w:rStyle w:val="NormalTok"/>
+        </w:rPr>
+        <w:t xml:space="preserve">  </w:t>
+      </w:r>
+      <w:r>
+        <w:rPr>
+          <w:rStyle w:val="FunctionTok"/>
+        </w:rPr>
+        <w:t xml:space="preserve">filter</w:t>
+      </w:r>
+      <w:r>
+        <w:rPr>
+          <w:rStyle w:val="NormalTok"/>
+        </w:rPr>
+        <w:t xml:space="preserve">(</w:t>
+      </w:r>
+      <w:r>
+        <w:rPr>
+          <w:rStyle w:val="SpecialCharTok"/>
+        </w:rPr>
+        <w:t xml:space="preserve">!</w:t>
+      </w:r>
+      <w:r>
+        <w:rPr>
+          <w:rStyle w:val="FunctionTok"/>
+        </w:rPr>
+        <w:t xml:space="preserve">is.na</w:t>
+      </w:r>
+      <w:r>
+        <w:rPr>
+          <w:rStyle w:val="NormalTok"/>
+        </w:rPr>
+        <w:t xml:space="preserve">(decimalLongitude), </w:t>
+      </w:r>
+      <w:r>
+        <w:rPr>
+          <w:rStyle w:val="SpecialCharTok"/>
+        </w:rPr>
+        <w:t xml:space="preserve">!</w:t>
+      </w:r>
+      <w:r>
+        <w:rPr>
+          <w:rStyle w:val="FunctionTok"/>
+        </w:rPr>
+        <w:t xml:space="preserve">is.na</w:t>
+      </w:r>
+      <w:r>
+        <w:rPr>
+          <w:rStyle w:val="NormalTok"/>
+        </w:rPr>
+        <w:t xml:space="preserve">(decimalLatitude)) </w:t>
+      </w:r>
+      <w:r>
+        <w:rPr>
+          <w:rStyle w:val="SpecialCharTok"/>
+        </w:rPr>
+        <w:t xml:space="preserve">%&gt;%</w:t>
+      </w:r>
+      <w:r>
+        <w:br/>
+      </w:r>
+      <w:r>
+        <w:rPr>
+          <w:rStyle w:val="NormalTok"/>
+        </w:rPr>
+        <w:t xml:space="preserve">  </w:t>
+      </w:r>
+      <w:r>
+        <w:rPr>
+          <w:rStyle w:val="FunctionTok"/>
+        </w:rPr>
+        <w:t xml:space="preserve">st_as_sf</w:t>
+      </w:r>
+      <w:r>
+        <w:rPr>
+          <w:rStyle w:val="NormalTok"/>
+        </w:rPr>
+        <w:t xml:space="preserve">(</w:t>
+      </w:r>
+      <w:r>
+        <w:rPr>
+          <w:rStyle w:val="AttributeTok"/>
+        </w:rPr>
+        <w:t xml:space="preserve">coords =</w:t>
+      </w:r>
+      <w:r>
+        <w:rPr>
+          <w:rStyle w:val="NormalTok"/>
+        </w:rPr>
+        <w:t xml:space="preserve"> </w:t>
+      </w:r>
+      <w:r>
+        <w:rPr>
+          <w:rStyle w:val="FunctionTok"/>
+        </w:rPr>
+        <w:t xml:space="preserve">c</w:t>
+      </w:r>
+      <w:r>
+        <w:rPr>
+          <w:rStyle w:val="NormalTok"/>
+        </w:rPr>
+        <w:t xml:space="preserve">(</w:t>
+      </w:r>
+      <w:r>
+        <w:rPr>
+          <w:rStyle w:val="StringTok"/>
+        </w:rPr>
+        <w:t xml:space="preserve">"decimalLongitude"</w:t>
+      </w:r>
+      <w:r>
+        <w:rPr>
+          <w:rStyle w:val="NormalTok"/>
+        </w:rPr>
+        <w:t xml:space="preserve">, </w:t>
+      </w:r>
+      <w:r>
+        <w:rPr>
+          <w:rStyle w:val="StringTok"/>
+        </w:rPr>
+        <w:t xml:space="preserve">"decimalLatitude"</w:t>
+      </w:r>
+      <w:r>
+        <w:rPr>
+          <w:rStyle w:val="NormalTok"/>
+        </w:rPr>
+        <w:t xml:space="preserve">), </w:t>
+      </w:r>
+      <w:r>
+        <w:rPr>
+          <w:rStyle w:val="AttributeTok"/>
+        </w:rPr>
+        <w:t xml:space="preserve">crs =</w:t>
+      </w:r>
+      <w:r>
+        <w:rPr>
+          <w:rStyle w:val="NormalTok"/>
+        </w:rPr>
+        <w:t xml:space="preserve"> </w:t>
+      </w:r>
+      <w:r>
+        <w:rPr>
+          <w:rStyle w:val="DecValTok"/>
+        </w:rPr>
+        <w:t xml:space="preserve">4326</w:t>
+      </w:r>
+      <w:r>
+        <w:rPr>
+          <w:rStyle w:val="NormalTok"/>
+        </w:rPr>
+        <w:t xml:space="preserve">)</w:t>
+      </w:r>
+      <w:r>
+        <w:br/>
+      </w:r>
+      <w:r>
+        <w:br/>
+      </w:r>
+      <w:r>
+        <w:rPr>
+          <w:rStyle w:val="CommentTok"/>
+        </w:rPr>
+        <w:t xml:space="preserve"># 3. points on the same states basemap you used in class</w:t>
+      </w:r>
+      <w:r>
+        <w:br/>
+      </w:r>
+      <w:r>
+        <w:rPr>
+          <w:rStyle w:val="FunctionTok"/>
+        </w:rPr>
+        <w:t xml:space="preserve">ggplot</w:t>
+      </w:r>
+      <w:r>
+        <w:rPr>
+          <w:rStyle w:val="NormalTok"/>
+        </w:rPr>
+        <w:t xml:space="preserve">() </w:t>
+      </w:r>
+      <w:r>
+        <w:rPr>
+          <w:rStyle w:val="SpecialCharTok"/>
+        </w:rPr>
+        <w:t xml:space="preserve">+</w:t>
+      </w:r>
+      <w:r>
+        <w:br/>
+      </w:r>
+      <w:r>
+        <w:rPr>
+          <w:rStyle w:val="NormalTok"/>
+        </w:rPr>
+        <w:t xml:space="preserve">  </w:t>
+      </w:r>
+      <w:r>
+        <w:rPr>
+          <w:rStyle w:val="FunctionTok"/>
+        </w:rPr>
+        <w:t xml:space="preserve">geom_sf</w:t>
+      </w:r>
+      <w:r>
+        <w:rPr>
+          <w:rStyle w:val="NormalTok"/>
+        </w:rPr>
+        <w:t xml:space="preserve">(</w:t>
+      </w:r>
+      <w:r>
+        <w:rPr>
+          <w:rStyle w:val="AttributeTok"/>
+        </w:rPr>
+        <w:t xml:space="preserve">data =</w:t>
+      </w:r>
+      <w:r>
+        <w:rPr>
+          <w:rStyle w:val="NormalTok"/>
+        </w:rPr>
+        <w:t xml:space="preserve"> states_sf, </w:t>
+      </w:r>
+      <w:r>
+        <w:rPr>
+          <w:rStyle w:val="AttributeTok"/>
+        </w:rPr>
+        <w:t xml:space="preserve">fill =</w:t>
+      </w:r>
+      <w:r>
+        <w:rPr>
+          <w:rStyle w:val="NormalTok"/>
+        </w:rPr>
+        <w:t xml:space="preserve"> </w:t>
+      </w:r>
+      <w:r>
+        <w:rPr>
+          <w:rStyle w:val="StringTok"/>
+        </w:rPr>
+        <w:t xml:space="preserve">"grey96"</w:t>
+      </w:r>
+      <w:r>
+        <w:rPr>
+          <w:rStyle w:val="NormalTok"/>
+        </w:rPr>
+        <w:t xml:space="preserve">, </w:t>
+      </w:r>
+      <w:r>
+        <w:rPr>
+          <w:rStyle w:val="AttributeTok"/>
+        </w:rPr>
+        <w:t xml:space="preserve">color =</w:t>
+      </w:r>
+      <w:r>
+        <w:rPr>
+          <w:rStyle w:val="NormalTok"/>
+        </w:rPr>
+        <w:t xml:space="preserve"> </w:t>
+      </w:r>
+      <w:r>
+        <w:rPr>
+          <w:rStyle w:val="StringTok"/>
+        </w:rPr>
+        <w:t xml:space="preserve">"grey80"</w:t>
+      </w:r>
+      <w:r>
+        <w:rPr>
+          <w:rStyle w:val="NormalTok"/>
+        </w:rPr>
+        <w:t xml:space="preserve">) </w:t>
+      </w:r>
+      <w:r>
+        <w:rPr>
+          <w:rStyle w:val="SpecialCharTok"/>
+        </w:rPr>
+        <w:t xml:space="preserve">+</w:t>
+      </w:r>
+      <w:r>
+        <w:br/>
+      </w:r>
+      <w:r>
+        <w:rPr>
+          <w:rStyle w:val="NormalTok"/>
+        </w:rPr>
+        <w:t xml:space="preserve">  </w:t>
+      </w:r>
+      <w:r>
+        <w:rPr>
+          <w:rStyle w:val="FunctionTok"/>
+        </w:rPr>
+        <w:t xml:space="preserve">geom_sf</w:t>
+      </w:r>
+      <w:r>
+        <w:rPr>
+          <w:rStyle w:val="NormalTok"/>
+        </w:rPr>
+        <w:t xml:space="preserve">(</w:t>
+      </w:r>
+      <w:r>
+        <w:rPr>
+          <w:rStyle w:val="AttributeTok"/>
+        </w:rPr>
+        <w:t xml:space="preserve">data =</w:t>
+      </w:r>
+      <w:r>
+        <w:rPr>
+          <w:rStyle w:val="NormalTok"/>
+        </w:rPr>
+        <w:t xml:space="preserve"> sp_sf, </w:t>
+      </w:r>
+      <w:r>
+        <w:rPr>
+          <w:rStyle w:val="AttributeTok"/>
+        </w:rPr>
+        <w:t xml:space="preserve">alpha =</w:t>
+      </w:r>
+      <w:r>
+        <w:rPr>
+          <w:rStyle w:val="NormalTok"/>
+        </w:rPr>
+        <w:t xml:space="preserve"> </w:t>
+      </w:r>
+      <w:r>
+        <w:rPr>
+          <w:rStyle w:val="FloatTok"/>
+        </w:rPr>
+        <w:t xml:space="preserve">0.3</w:t>
+      </w:r>
+      <w:r>
+        <w:rPr>
+          <w:rStyle w:val="NormalTok"/>
+        </w:rPr>
+        <w:t xml:space="preserve">, </w:t>
+      </w:r>
+      <w:r>
+        <w:rPr>
+          <w:rStyle w:val="AttributeTok"/>
+        </w:rPr>
+        <w:t xml:space="preserve">size =</w:t>
+      </w:r>
+      <w:r>
+        <w:rPr>
+          <w:rStyle w:val="NormalTok"/>
+        </w:rPr>
+        <w:t xml:space="preserve"> </w:t>
+      </w:r>
+      <w:r>
+        <w:rPr>
+          <w:rStyle w:val="FloatTok"/>
+        </w:rPr>
+        <w:t xml:space="preserve">0.6</w:t>
+      </w:r>
+      <w:r>
+        <w:rPr>
+          <w:rStyle w:val="NormalTok"/>
+        </w:rPr>
+        <w:t xml:space="preserve">, </w:t>
+      </w:r>
+      <w:r>
+        <w:rPr>
+          <w:rStyle w:val="AttributeTok"/>
+        </w:rPr>
+        <w:t xml:space="preserve">color =</w:t>
+      </w:r>
+      <w:r>
+        <w:rPr>
+          <w:rStyle w:val="NormalTok"/>
+        </w:rPr>
+        <w:t xml:space="preserve"> </w:t>
+      </w:r>
+      <w:r>
+        <w:rPr>
+          <w:rStyle w:val="StringTok"/>
+        </w:rPr>
+        <w:t xml:space="preserve">"darkgreen"</w:t>
+      </w:r>
+      <w:r>
+        <w:rPr>
+          <w:rStyle w:val="NormalTok"/>
+        </w:rPr>
+        <w:t xml:space="preserve">) </w:t>
+      </w:r>
+      <w:r>
+        <w:rPr>
+          <w:rStyle w:val="SpecialCharTok"/>
+        </w:rPr>
+        <w:t xml:space="preserve">+</w:t>
+      </w:r>
+      <w:r>
+        <w:br/>
+      </w:r>
+      <w:r>
+        <w:rPr>
+          <w:rStyle w:val="NormalTok"/>
+        </w:rPr>
+        <w:t xml:space="preserve">  </w:t>
+      </w:r>
+      <w:r>
+        <w:rPr>
+          <w:rStyle w:val="FunctionTok"/>
+        </w:rPr>
+        <w:t xml:space="preserve">coord_sf</w:t>
+      </w:r>
+      <w:r>
+        <w:rPr>
+          <w:rStyle w:val="NormalTok"/>
+        </w:rPr>
+        <w:t xml:space="preserve">(</w:t>
+      </w:r>
+      <w:r>
+        <w:rPr>
+          <w:rStyle w:val="AttributeTok"/>
+        </w:rPr>
+        <w:t xml:space="preserve">crs =</w:t>
+      </w:r>
+      <w:r>
+        <w:rPr>
+          <w:rStyle w:val="NormalTok"/>
+        </w:rPr>
+        <w:t xml:space="preserve"> </w:t>
+      </w:r>
+      <w:r>
+        <w:rPr>
+          <w:rStyle w:val="DecValTok"/>
+        </w:rPr>
+        <w:t xml:space="preserve">5070</w:t>
+      </w:r>
+      <w:r>
+        <w:rPr>
+          <w:rStyle w:val="NormalTok"/>
+        </w:rPr>
+        <w:t xml:space="preserve">) </w:t>
+      </w:r>
+      <w:r>
+        <w:rPr>
+          <w:rStyle w:val="SpecialCharTok"/>
+        </w:rPr>
+        <w:t xml:space="preserve">+</w:t>
+      </w:r>
+      <w:r>
+        <w:br/>
+      </w:r>
+      <w:r>
+        <w:rPr>
+          <w:rStyle w:val="NormalTok"/>
+        </w:rPr>
+        <w:t xml:space="preserve">  </w:t>
+      </w:r>
+      <w:r>
+        <w:rPr>
+          <w:rStyle w:val="FunctionTok"/>
+        </w:rPr>
+        <w:t xml:space="preserve">theme_void</w:t>
+      </w:r>
+      <w:r>
+        <w:rPr>
+          <w:rStyle w:val="NormalTok"/>
+        </w:rPr>
+        <w:t xml:space="preserve">()</w:t>
+      </w:r>
+    </w:p>
+    <w:p>
+      <w:pPr>
+        <w:pStyle w:val="FirstParagraph"/>
+      </w:pPr>
+      <w:r>
+        <w:t xml:space="preserve">Save the map to</w:t>
+      </w:r>
+      <w:r>
+        <w:t xml:space="preserve"> </w:t>
+      </w:r>
+      <w:r>
+        <w:rPr>
+          <w:rStyle w:val="VerbatimChar"/>
+        </w:rPr>
+        <w:t xml:space="preserve">figures/</w:t>
+      </w:r>
+      <w:r>
+        <w:t xml:space="preserve"> </w:t>
+      </w:r>
+      <w:r>
+        <w:t xml:space="preserve">at</w:t>
+      </w:r>
+      <w:r>
+        <w:t xml:space="preserve"> </w:t>
+      </w:r>
+      <w:r>
+        <w:rPr>
+          <w:rStyle w:val="VerbatimChar"/>
+        </w:rPr>
+        <w:t xml:space="preserve">dpi = 300</w:t>
+      </w:r>
+      <w:r>
+        <w:t xml:space="preserve">. Record your species and how many</w:t>
+      </w:r>
+      <w:r>
+        <w:t xml:space="preserve"> </w:t>
+      </w:r>
+      <w:r>
+        <w:t xml:space="preserve">records you got.</w:t>
+      </w:r>
+    </w:p>
+    <w:bookmarkEnd w:id="40"/>
+    <w:bookmarkStart w:id="41" w:name="e2-predict-then-check-by-hand-3-pts"/>
+    <w:p>
+      <w:pPr>
+        <w:pStyle w:val="Heading2"/>
+      </w:pPr>
+      <w:r>
+        <w:t xml:space="preserve">E2 · Predict, then check — ✍️ by hand (3 pts)</w:t>
+      </w:r>
+    </w:p>
+    <w:p>
+      <w:pPr>
+        <w:pStyle w:val="FirstParagraph"/>
+      </w:pPr>
+      <w:r>
+        <w:rPr>
+          <w:b/>
+          <w:bCs/>
+        </w:rPr>
+        <w:t xml:space="preserve">Before running E1:</w:t>
+      </w:r>
+      <w:r>
+        <w:t xml:space="preserve"> </w:t>
+      </w:r>
+      <w:r>
+        <w:t xml:space="preserve">sketch, on a rough US outline, where you expect your</w:t>
+      </w:r>
+      <w:r>
+        <w:t xml:space="preserve"> </w:t>
+      </w:r>
+      <w:r>
+        <w:t xml:space="preserve">species to occur and why (climate, habitat, range you know). Then run E1 and</w:t>
+      </w:r>
+      <w:r>
+        <w:t xml:space="preserve"> </w:t>
+      </w:r>
+      <w:r>
+        <w:t xml:space="preserve">write 2–3 sentences comparing your prediction to the real map — and note whether</w:t>
+      </w:r>
+      <w:r>
+        <w:t xml:space="preserve"> </w:t>
+      </w:r>
+      <w:r>
+        <w:t xml:space="preserve">anything looks like a</w:t>
+      </w:r>
+      <w:r>
+        <w:t xml:space="preserve"> </w:t>
+      </w:r>
+      <w:r>
+        <w:rPr>
+          <w:i/>
+          <w:iCs/>
+        </w:rPr>
+        <w:t xml:space="preserve">sampling</w:t>
+      </w:r>
+      <w:r>
+        <w:t xml:space="preserve"> </w:t>
+      </w:r>
+      <w:r>
+        <w:t xml:space="preserve">artifact rather than real range (a dense blob</w:t>
+      </w:r>
+      <w:r>
+        <w:t xml:space="preserve"> </w:t>
+      </w:r>
+      <w:r>
+        <w:t xml:space="preserve">around one city, a hard line at a state border).</w:t>
+      </w:r>
+    </w:p>
+    <w:bookmarkEnd w:id="41"/>
+    <w:bookmarkStart w:id="42" w:name="e3-explain-it-by-hand-3-pts"/>
+    <w:p>
+      <w:pPr>
+        <w:pStyle w:val="Heading2"/>
+      </w:pPr>
+      <w:r>
+        <w:t xml:space="preserve">E3 · Explain it — ✍️ by hand (3 pts)</w:t>
       </w:r>
     </w:p>
     <w:p>
@@ -5754,47 +6861,45 @@
         </w:numPr>
       </w:pPr>
       <w:r>
-        <w:rPr>
-          <w:rStyle w:val="VerbatimChar"/>
-          <w:b/>
-          <w:bCs/>
-        </w:rPr>
-        <w:t xml:space="preserve">st_as_sf</w:t>
-      </w:r>
-      <w:r>
-        <w:rPr>
-          <w:b/>
-          <w:bCs/>
-        </w:rPr>
-        <w:t xml:space="preserve"> </w:t>
-      </w:r>
-      <w:r>
-        <w:rPr>
-          <w:b/>
-          <w:bCs/>
-        </w:rPr>
-        <w:t xml:space="preserve">error about missing coordinates</w:t>
-      </w:r>
-      <w:r>
-        <w:t xml:space="preserve"> </w:t>
-      </w:r>
-      <w:r>
-        <w:t xml:space="preserve">→ filter out</w:t>
-      </w:r>
-      <w:r>
-        <w:t xml:space="preserve"> </w:t>
-      </w:r>
-      <w:r>
-        <w:rPr>
-          <w:rStyle w:val="VerbatimChar"/>
-        </w:rPr>
-        <w:t xml:space="preserve">NA</w:t>
-      </w:r>
-      <w:r>
-        <w:t xml:space="preserve"> </w:t>
-      </w:r>
-      <w:r>
-        <w:t xml:space="preserve">lat/long first (Part 2).</w:t>
+        <w:t xml:space="preserve">GBIF records are where people</w:t>
+      </w:r>
+      <w:r>
+        <w:t xml:space="preserve"> </w:t>
+      </w:r>
+      <w:r>
+        <w:rPr>
+          <w:i/>
+          <w:iCs/>
+        </w:rPr>
+        <w:t xml:space="preserve">reported</w:t>
+      </w:r>
+      <w:r>
+        <w:t xml:space="preserve"> </w:t>
+      </w:r>
+      <w:r>
+        <w:t xml:space="preserve">the species, not where it truly</w:t>
+      </w:r>
+      <w:r>
+        <w:t xml:space="preserve"> </w:t>
+      </w:r>
+      <w:r>
+        <w:t xml:space="preserve">lives. Give one concrete way that could bias</w:t>
+      </w:r>
+      <w:r>
+        <w:t xml:space="preserve"> </w:t>
+      </w:r>
+      <w:r>
+        <w:rPr>
+          <w:i/>
+          <w:iCs/>
+        </w:rPr>
+        <w:t xml:space="preserve">your</w:t>
+      </w:r>
+      <w:r>
+        <w:t xml:space="preserve"> </w:t>
+      </w:r>
+      <w:r>
+        <w:t xml:space="preserve">map.</w:t>
       </w:r>
     </w:p>
     <w:p>
@@ -5806,29 +6911,29 @@
         </w:numPr>
       </w:pPr>
       <w:r>
-        <w:rPr>
-          <w:b/>
-          <w:bCs/>
-        </w:rPr>
-        <w:t xml:space="preserve">Points and states don’t line up</w:t>
-      </w:r>
-      <w:r>
-        <w:t xml:space="preserve"> </w:t>
-      </w:r>
-      <w:r>
-        <w:t xml:space="preserve">→ both need the same CRS; set the states to</w:t>
-      </w:r>
-      <w:r>
-        <w:t xml:space="preserve"> </w:t>
-      </w:r>
-      <w:r>
-        <w:rPr>
-          <w:rStyle w:val="VerbatimChar"/>
-        </w:rPr>
-        <w:t xml:space="preserve">st_set_crs(4326)</w:t>
-      </w:r>
-      <w:r>
-        <w:t xml:space="preserve">.</w:t>
+        <w:t xml:space="preserve">Washington and California had many Bigfoot reports partly because they are</w:t>
+      </w:r>
+      <w:r>
+        <w:t xml:space="preserve"> </w:t>
+      </w:r>
+      <w:r>
+        <w:t xml:space="preserve">big and populous. What extra data would make a state-to-state comparison of</w:t>
+      </w:r>
+      <w:r>
+        <w:t xml:space="preserve"> </w:t>
+      </w:r>
+      <w:r>
+        <w:rPr>
+          <w:i/>
+          <w:iCs/>
+        </w:rPr>
+        <w:t xml:space="preserve">your</w:t>
+      </w:r>
+      <w:r>
+        <w:t xml:space="preserve"> </w:t>
+      </w:r>
+      <w:r>
+        <w:t xml:space="preserve">species fair?</w:t>
       </w:r>
     </w:p>
     <w:p>
@@ -5840,17 +6945,64 @@
         </w:numPr>
       </w:pPr>
       <w:r>
-        <w:rPr>
-          <w:b/>
-          <w:bCs/>
-        </w:rPr>
-        <w:t xml:space="preserve">Whole choropleth is grey</w:t>
-      </w:r>
-      <w:r>
-        <w:t xml:space="preserve"> </w:t>
-      </w:r>
-      <w:r>
-        <w:t xml:space="preserve">→ your join keys don’t match (case!). Lowercase both sides.</w:t>
+        <w:t xml:space="preserve">The choropleth recipe (polygons → counts →</w:t>
+      </w:r>
+      <w:r>
+        <w:t xml:space="preserve"> </w:t>
+      </w:r>
+      <w:r>
+        <w:rPr>
+          <w:rStyle w:val="VerbatimChar"/>
+        </w:rPr>
+        <w:t xml:space="preserve">left_join()</w:t>
+      </w:r>
+      <w:r>
+        <w:t xml:space="preserve"> </w:t>
+      </w:r>
+      <w:r>
+        <w:t xml:space="preserve">→</w:t>
+      </w:r>
+      <w:r>
+        <w:t xml:space="preserve"> </w:t>
+      </w:r>
+      <w:r>
+        <w:rPr>
+          <w:rStyle w:val="VerbatimChar"/>
+        </w:rPr>
+        <w:t xml:space="preserve">geom_sf(fill=)</w:t>
+      </w:r>
+      <w:r>
+        <w:t xml:space="preserve">)</w:t>
+      </w:r>
+      <w:r>
+        <w:t xml:space="preserve"> </w:t>
+      </w:r>
+      <w:r>
+        <w:t xml:space="preserve">didn’t change from Bigfoot to your species. In your own words, why is that</w:t>
+      </w:r>
+      <w:r>
+        <w:t xml:space="preserve"> </w:t>
+      </w:r>
+      <w:r>
+        <w:t xml:space="preserve">recipe dataset-independent?</w:t>
+      </w:r>
+    </w:p>
+    <w:p>
+      <w:r>
+        <w:pict>
+          <v:rect style="width:0;height:1.5pt" o:hralign="center" o:hrstd="t" o:hr="t"/>
+        </w:pict>
+      </w:r>
+    </w:p>
+    <w:bookmarkEnd w:id="42"/>
+    <w:bookmarkEnd w:id="43"/>
+    <w:bookmarkStart w:id="45" w:name="getting-unstuck"/>
+    <w:p>
+      <w:pPr>
+        <w:pStyle w:val="Heading1"/>
+      </w:pPr>
+      <w:r>
+        <w:t xml:space="preserve">Getting unstuck</w:t>
       </w:r>
     </w:p>
     <w:p>
@@ -5858,21 +7010,36 @@
         <w:pStyle w:val="Compact"/>
         <w:numPr>
           <w:ilvl w:val="0"/>
-          <w:numId w:val="1009"/>
+          <w:numId w:val="1010"/>
         </w:numPr>
       </w:pPr>
       <w:r>
         <w:rPr>
+          <w:rStyle w:val="VerbatimChar"/>
           <w:b/>
           <w:bCs/>
         </w:rPr>
-        <w:t xml:space="preserve">Empty states in the choropleth</w:t>
-      </w:r>
-      <w:r>
-        <w:t xml:space="preserve"> </w:t>
-      </w:r>
-      <w:r>
-        <w:t xml:space="preserve">→ a state name spelled differently in the two tables; check with</w:t>
+        <w:t xml:space="preserve">st_as_sf</w:t>
+      </w:r>
+      <w:r>
+        <w:rPr>
+          <w:b/>
+          <w:bCs/>
+        </w:rPr>
+        <w:t xml:space="preserve"> </w:t>
+      </w:r>
+      <w:r>
+        <w:rPr>
+          <w:b/>
+          <w:bCs/>
+        </w:rPr>
+        <w:t xml:space="preserve">error about missing coordinates</w:t>
+      </w:r>
+      <w:r>
+        <w:t xml:space="preserve"> </w:t>
+      </w:r>
+      <w:r>
+        <w:t xml:space="preserve">→ filter out</w:t>
       </w:r>
       <w:r>
         <w:t xml:space="preserve"> </w:t>
@@ -5881,10 +7048,13 @@
         <w:rPr>
           <w:rStyle w:val="VerbatimChar"/>
         </w:rPr>
-        <w:t xml:space="preserve">anti_join()</w:t>
-      </w:r>
-      <w:r>
-        <w:t xml:space="preserve">.</w:t>
+        <w:t xml:space="preserve">NA</w:t>
+      </w:r>
+      <w:r>
+        <w:t xml:space="preserve"> </w:t>
+      </w:r>
+      <w:r>
+        <w:t xml:space="preserve">lat/long first (Part 2).</w:t>
       </w:r>
     </w:p>
     <w:p>
@@ -5892,7 +7062,97 @@
         <w:pStyle w:val="Compact"/>
         <w:numPr>
           <w:ilvl w:val="0"/>
-          <w:numId w:val="1009"/>
+          <w:numId w:val="1010"/>
+        </w:numPr>
+      </w:pPr>
+      <w:r>
+        <w:rPr>
+          <w:b/>
+          <w:bCs/>
+        </w:rPr>
+        <w:t xml:space="preserve">Points and states don’t line up</w:t>
+      </w:r>
+      <w:r>
+        <w:t xml:space="preserve"> </w:t>
+      </w:r>
+      <w:r>
+        <w:t xml:space="preserve">→ both need the same CRS; set the states to</w:t>
+      </w:r>
+      <w:r>
+        <w:t xml:space="preserve"> </w:t>
+      </w:r>
+      <w:r>
+        <w:rPr>
+          <w:rStyle w:val="VerbatimChar"/>
+        </w:rPr>
+        <w:t xml:space="preserve">st_set_crs(4326)</w:t>
+      </w:r>
+      <w:r>
+        <w:t xml:space="preserve">.</w:t>
+      </w:r>
+    </w:p>
+    <w:p>
+      <w:pPr>
+        <w:pStyle w:val="Compact"/>
+        <w:numPr>
+          <w:ilvl w:val="0"/>
+          <w:numId w:val="1010"/>
+        </w:numPr>
+      </w:pPr>
+      <w:r>
+        <w:rPr>
+          <w:b/>
+          <w:bCs/>
+        </w:rPr>
+        <w:t xml:space="preserve">Whole choropleth is grey</w:t>
+      </w:r>
+      <w:r>
+        <w:t xml:space="preserve"> </w:t>
+      </w:r>
+      <w:r>
+        <w:t xml:space="preserve">→ your join keys don’t match (case!). Lowercase both sides.</w:t>
+      </w:r>
+    </w:p>
+    <w:p>
+      <w:pPr>
+        <w:pStyle w:val="Compact"/>
+        <w:numPr>
+          <w:ilvl w:val="0"/>
+          <w:numId w:val="1010"/>
+        </w:numPr>
+      </w:pPr>
+      <w:r>
+        <w:rPr>
+          <w:b/>
+          <w:bCs/>
+        </w:rPr>
+        <w:t xml:space="preserve">Empty states in the choropleth</w:t>
+      </w:r>
+      <w:r>
+        <w:t xml:space="preserve"> </w:t>
+      </w:r>
+      <w:r>
+        <w:t xml:space="preserve">→ a state name spelled differently in the two tables; check with</w:t>
+      </w:r>
+      <w:r>
+        <w:t xml:space="preserve"> </w:t>
+      </w:r>
+      <w:r>
+        <w:rPr>
+          <w:rStyle w:val="VerbatimChar"/>
+        </w:rPr>
+        <w:t xml:space="preserve">anti_join()</w:t>
+      </w:r>
+      <w:r>
+        <w:t xml:space="preserve">.</w:t>
+      </w:r>
+    </w:p>
+    <w:p>
+      <w:pPr>
+        <w:pStyle w:val="Compact"/>
+        <w:numPr>
+          <w:ilvl w:val="0"/>
+          <w:numId w:val="1010"/>
         </w:numPr>
       </w:pPr>
       <w:r>
@@ -5939,7 +7199,7 @@
         <w:pStyle w:val="Compact"/>
         <w:numPr>
           <w:ilvl w:val="0"/>
-          <w:numId w:val="1009"/>
+          <w:numId w:val="1010"/>
         </w:numPr>
       </w:pPr>
       <w:r>
@@ -5958,7 +7218,7 @@
       <w:r>
         <w:t xml:space="preserve"> </w:t>
       </w:r>
-      <w:hyperlink r:id="rId37">
+      <w:hyperlink r:id="rId44">
         <w:r>
           <w:rPr>
             <w:rStyle w:val="Hyperlink"/>
@@ -6015,7 +7275,7 @@
         <w:t xml:space="preserve">geom_sf()</w:t>
       </w:r>
       <w:r>
-        <w:t xml:space="preserve">. You just ran it on Bigfoot sightings; the homework runs the same four steps on a species from GBIF.</w:t>
+        <w:t xml:space="preserve">. You just ran it on Bigfoot sightings; the Extension runs the same four steps on a species you pick from GBIF.</w:t>
       </w:r>
     </w:p>
     <w:p>
@@ -6034,32 +7294,10 @@
           <w:i/>
           <w:iCs/>
         </w:rPr>
-        <w:t xml:space="preserve">End of Worksheet 13. Homework: map your own species from GBIF with</w:t>
-      </w:r>
-      <w:r>
-        <w:rPr>
-          <w:i/>
-          <w:iCs/>
-        </w:rPr>
-        <w:t xml:space="preserve"> </w:t>
-      </w:r>
-      <w:r>
-        <w:rPr>
-          <w:rStyle w:val="VerbatimChar"/>
-          <w:i/>
-          <w:iCs/>
-        </w:rPr>
-        <w:t xml:space="preserve">rgbif</w:t>
-      </w:r>
-      <w:r>
-        <w:rPr>
-          <w:i/>
-          <w:iCs/>
-        </w:rPr>
-        <w:t xml:space="preserve">.</w:t>
-      </w:r>
-    </w:p>
-    <w:bookmarkEnd w:id="38"/>
+        <w:t xml:space="preserve">End of the Mapping worksheet.</w:t>
+      </w:r>
+    </w:p>
+    <w:bookmarkEnd w:id="45"/>
     <w:sectPr>
       <w:pgSz w:h="15840" w:w="12240"/>
       <w:pgMar w:bottom="1440" w:footer="720" w:gutter="0" w:header="720" w:left="1440" w:right="1440" w:top="1440"/>
@@ -6490,6 +7728,36 @@
     <w:abstractNumId w:val="992"/>
   </w:num>
   <w:num w:numId="1009">
+    <w:abstractNumId w:val="99411"/>
+    <w:lvlOverride w:ilvl="0">
+      <w:startOverride w:val="1"/>
+    </w:lvlOverride>
+    <w:lvlOverride w:ilvl="1">
+      <w:startOverride w:val="1"/>
+    </w:lvlOverride>
+    <w:lvlOverride w:ilvl="2">
+      <w:startOverride w:val="1"/>
+    </w:lvlOverride>
+    <w:lvlOverride w:ilvl="3">
+      <w:startOverride w:val="1"/>
+    </w:lvlOverride>
+    <w:lvlOverride w:ilvl="4">
+      <w:startOverride w:val="1"/>
+    </w:lvlOverride>
+    <w:lvlOverride w:ilvl="5">
+      <w:startOverride w:val="1"/>
+    </w:lvlOverride>
+    <w:lvlOverride w:ilvl="6">
+      <w:startOverride w:val="1"/>
+    </w:lvlOverride>
+    <w:lvlOverride w:ilvl="7">
+      <w:startOverride w:val="1"/>
+    </w:lvlOverride>
+    <w:lvlOverride w:ilvl="8">
+      <w:startOverride w:val="1"/>
+    </w:lvlOverride>
+  </w:num>
+  <w:num w:numId="1010">
     <w:abstractNumId w:val="99411"/>
     <w:lvlOverride w:ilvl="0">
       <w:startOverride w:val="1"/>

--- a/docs/content/mapping/mapping_activity.docx
+++ b/docs/content/mapping/mapping_activity.docx
@@ -31,7 +31,7 @@
         <w:pStyle w:val="Date"/>
       </w:pPr>
       <w:r>
-        <w:t xml:space="preserve">2026-08-27</w:t>
+        <w:t xml:space="preserve">2026-09-01</w:t>
       </w:r>
     </w:p>
     <w:bookmarkStart w:id="17" w:name="mapping-bigfoot"/>

--- a/docs/content/mapping/mapping_activity.docx
+++ b/docs/content/mapping/mapping_activity.docx
@@ -31,7 +31,7 @@
         <w:pStyle w:val="Date"/>
       </w:pPr>
       <w:r>
-        <w:t xml:space="preserve">2026-09-01</w:t>
+        <w:t xml:space="preserve">2026-09-03</w:t>
       </w:r>
     </w:p>
     <w:bookmarkStart w:id="17" w:name="mapping-bigfoot"/>

--- a/docs/content/mapping/mapping_activity.docx
+++ b/docs/content/mapping/mapping_activity.docx
@@ -8540,8 +8540,8 @@
       <w:rFonts w:asciiTheme="majorHAnsi" w:cstheme="majorBidi" w:eastAsiaTheme="majorEastAsia" w:hAnsiTheme="majorHAnsi"/>
       <w:spacing w:val="-10"/>
       <w:kern w:val="28"/>
-      <w:sz w:val="56"/>
-      <w:szCs w:val="56"/>
+      <w:sz w:val="40"/>
+      <w:szCs w:val="40"/>
     </w:rPr>
   </w:style>
   <w:style w:customStyle="1" w:styleId="TitleChar" w:type="character">
@@ -8554,8 +8554,8 @@
       <w:rFonts w:asciiTheme="majorHAnsi" w:cstheme="majorBidi" w:eastAsiaTheme="majorEastAsia" w:hAnsiTheme="majorHAnsi"/>
       <w:spacing w:val="-10"/>
       <w:kern w:val="28"/>
-      <w:sz w:val="56"/>
-      <w:szCs w:val="56"/>
+      <w:sz w:val="40"/>
+      <w:szCs w:val="40"/>
     </w:rPr>
   </w:style>
   <w:style w:styleId="Subtitle" w:type="paragraph">

--- a/docs/content/mapping/mapping_activity.docx
+++ b/docs/content/mapping/mapping_activity.docx
@@ -31,7 +31,7 @@
         <w:pStyle w:val="Date"/>
       </w:pPr>
       <w:r>
-        <w:t xml:space="preserve">2026-09-03</w:t>
+        <w:t xml:space="preserve">2026-09-04</w:t>
       </w:r>
     </w:p>
     <w:bookmarkStart w:id="17" w:name="mapping-bigfoot"/>
